--- a/Documentos/IQ_Modulation.docx
+++ b/Documentos/IQ_Modulation.docx
@@ -67,6 +67,70 @@
         </w:rPr>
         <w:t xml:space="preserve"> nos misturadores “I” e “Q”</w:t>
       </w:r>
+    </w:p>
+    <w:p>
+      <w:pPr>
+        <w:rPr>
+          <w:rStyle w:val="mord"/>
+          <w:b/>
+          <w:sz w:val="28"/>
+          <w:szCs w:val="28"/>
+        </w:rPr>
+      </w:pPr>
+      <w:r>
+        <w:rPr>
+          <w:b/>
+          <w:noProof/>
+          <w:sz w:val="28"/>
+          <w:szCs w:val="28"/>
+          <w:lang w:eastAsia="pt-BR"/>
+        </w:rPr>
+        <w:drawing>
+          <wp:inline distT="0" distB="0" distL="0" distR="0">
+            <wp:extent cx="5543550" cy="5543550"/>
+            <wp:effectExtent l="19050" t="0" r="0" b="0"/>
+            <wp:docPr id="2" name="Imagem 0" descr="mod_IQ.png"/>
+            <wp:cNvGraphicFramePr>
+              <a:graphicFrameLocks xmlns:a="http://schemas.openxmlformats.org/drawingml/2006/main" noChangeAspect="1"/>
+            </wp:cNvGraphicFramePr>
+            <a:graphic xmlns:a="http://schemas.openxmlformats.org/drawingml/2006/main">
+              <a:graphicData uri="http://schemas.openxmlformats.org/drawingml/2006/picture">
+                <pic:pic xmlns:pic="http://schemas.openxmlformats.org/drawingml/2006/picture">
+                  <pic:nvPicPr>
+                    <pic:cNvPr id="0" name="mod_IQ.png"/>
+                    <pic:cNvPicPr/>
+                  </pic:nvPicPr>
+                  <pic:blipFill>
+                    <a:blip r:embed="rId4"/>
+                    <a:stretch>
+                      <a:fillRect/>
+                    </a:stretch>
+                  </pic:blipFill>
+                  <pic:spPr>
+                    <a:xfrm>
+                      <a:off x="0" y="0"/>
+                      <a:ext cx="5542898" cy="5542898"/>
+                    </a:xfrm>
+                    <a:prstGeom prst="rect">
+                      <a:avLst/>
+                    </a:prstGeom>
+                  </pic:spPr>
+                </pic:pic>
+              </a:graphicData>
+            </a:graphic>
+          </wp:inline>
+        </w:drawing>
+      </w:r>
+    </w:p>
+    <w:p>
+      <w:pPr>
+        <w:rPr>
+          <w:rStyle w:val="mord"/>
+          <w:b/>
+          <w:sz w:val="28"/>
+          <w:szCs w:val="28"/>
+        </w:rPr>
+      </w:pPr>
       <w:r>
         <w:rPr>
           <w:rStyle w:val="mord"/>
@@ -100,15 +164,33 @@
           <w:sz w:val="28"/>
           <w:szCs w:val="28"/>
         </w:rPr>
-        <w:t xml:space="preserve"> “I” trabalha em fase portan</w:t>
-      </w:r>
-      <w:r>
-        <w:rPr>
-          <w:rStyle w:val="mord"/>
-          <w:sz w:val="28"/>
-          <w:szCs w:val="28"/>
-        </w:rPr>
-        <w:t>to com as funções</w:t>
+        <w:t xml:space="preserve"> “I” trabalha em fase</w:t>
+      </w:r>
+      <w:proofErr w:type="gramStart"/>
+      <w:r>
+        <w:rPr>
+          <w:rStyle w:val="mord"/>
+          <w:sz w:val="28"/>
+          <w:szCs w:val="28"/>
+        </w:rPr>
+        <w:t xml:space="preserve"> portan</w:t>
+      </w:r>
+      <w:r>
+        <w:rPr>
+          <w:rStyle w:val="mord"/>
+          <w:sz w:val="28"/>
+          <w:szCs w:val="28"/>
+        </w:rPr>
+        <w:t>to</w:t>
+      </w:r>
+      <w:proofErr w:type="gramEnd"/>
+      <w:r>
+        <w:rPr>
+          <w:rStyle w:val="mord"/>
+          <w:sz w:val="28"/>
+          <w:szCs w:val="28"/>
+        </w:rPr>
+        <w:t xml:space="preserve"> com as funções</w:t>
       </w:r>
       <w:r>
         <w:rPr>
@@ -1447,7 +1529,15 @@
           <w:sz w:val="28"/>
           <w:szCs w:val="28"/>
         </w:rPr>
-        <w:t xml:space="preserve"> Q”</w:t>
+        <w:t xml:space="preserve"> I</w:t>
+      </w:r>
+      <w:r>
+        <w:rPr>
+          <w:rStyle w:val="mclose"/>
+          <w:sz w:val="28"/>
+          <w:szCs w:val="28"/>
+        </w:rPr>
+        <w:t>”</w:t>
       </w:r>
     </w:p>
     <w:p>
@@ -2111,7 +2201,7 @@
           <w:sz w:val="28"/>
           <w:szCs w:val="28"/>
         </w:rPr>
-        <w:t xml:space="preserve"> I</w:t>
+        <w:t xml:space="preserve"> Q</w:t>
       </w:r>
       <w:r>
         <w:rPr>
@@ -3075,6 +3165,7 @@
   <w:style w:type="character" w:default="1" w:styleId="Fontepargpadro">
     <w:name w:val="Default Paragraph Font"/>
     <w:uiPriority w:val="1"/>
+    <w:semiHidden/>
     <w:unhideWhenUsed/>
   </w:style>
   <w:style w:type="table" w:default="1" w:styleId="Tabelanormal">
@@ -3133,6 +3224,36 @@
     <w:name w:val="mbin"/>
     <w:basedOn w:val="Fontepargpadro"/>
     <w:rsid w:val="00FC13C6"/>
+  </w:style>
+  <w:style w:type="paragraph" w:styleId="Textodebalo">
+    <w:name w:val="Balloon Text"/>
+    <w:basedOn w:val="Normal"/>
+    <w:link w:val="TextodebaloChar"/>
+    <w:uiPriority w:val="99"/>
+    <w:semiHidden/>
+    <w:unhideWhenUsed/>
+    <w:rsid w:val="00A90F38"/>
+    <w:pPr>
+      <w:spacing w:after="0" w:line="240" w:lineRule="auto"/>
+    </w:pPr>
+    <w:rPr>
+      <w:rFonts w:ascii="Tahoma" w:hAnsi="Tahoma" w:cs="Tahoma"/>
+      <w:sz w:val="16"/>
+      <w:szCs w:val="16"/>
+    </w:rPr>
+  </w:style>
+  <w:style w:type="character" w:customStyle="1" w:styleId="TextodebaloChar">
+    <w:name w:val="Texto de balão Char"/>
+    <w:basedOn w:val="Fontepargpadro"/>
+    <w:link w:val="Textodebalo"/>
+    <w:uiPriority w:val="99"/>
+    <w:semiHidden/>
+    <w:rsid w:val="00A90F38"/>
+    <w:rPr>
+      <w:rFonts w:ascii="Tahoma" w:hAnsi="Tahoma" w:cs="Tahoma"/>
+      <w:sz w:val="16"/>
+      <w:szCs w:val="16"/>
+    </w:rPr>
   </w:style>
 </w:styles>
 </file>
